--- a/demand_generator/templates/wezwanie_template.docx
+++ b/demand_generator/templates/wezwanie_template.docx
@@ -25,6 +25,18 @@
         </w:rPr>
         <w:t>{{DATA}}</w:t>
       </w:r>
+    </w:p>
+    <w:p>
+      <w:pPr>
+        <w:spacing w:after="0" w:line="300" w:lineRule="auto"/>
+        <w:rPr>
+          <w:rFonts w:ascii="Times New Roman" w:eastAsia="Times New Roman" w:hAnsi="Times New Roman" w:cs="Times New Roman"/>
+          <w:bCs/>
+          <w:color w:val="000000" w:themeColor="text1"/>
+          <w:sz w:val="24"/>
+          <w:szCs w:val="24"/>
+        </w:rPr>
+      </w:pPr>
     </w:p>
     <w:p>
       <w:pPr>
@@ -375,7 +387,34 @@
           <w:sz w:val="24"/>
           <w:szCs w:val="24"/>
         </w:rPr>
-        <w:t xml:space="preserve">należność główna w kwocie </w:t>
+        <w:t>świadczenie</w:t>
+      </w:r>
+      <w:r>
+        <w:rPr>
+          <w:rFonts w:ascii="Times New Roman" w:eastAsia="Times New Roman" w:hAnsi="Times New Roman" w:cs="Times New Roman"/>
+          <w:color w:val="000000" w:themeColor="text1"/>
+          <w:sz w:val="24"/>
+          <w:szCs w:val="24"/>
+        </w:rPr>
+        <w:t xml:space="preserve"> główn</w:t>
+      </w:r>
+      <w:r>
+        <w:rPr>
+          <w:rFonts w:ascii="Times New Roman" w:eastAsia="Times New Roman" w:hAnsi="Times New Roman" w:cs="Times New Roman"/>
+          <w:color w:val="000000" w:themeColor="text1"/>
+          <w:sz w:val="24"/>
+          <w:szCs w:val="24"/>
+        </w:rPr>
+        <w:t>e</w:t>
+      </w:r>
+      <w:r>
+        <w:rPr>
+          <w:rFonts w:ascii="Times New Roman" w:eastAsia="Times New Roman" w:hAnsi="Times New Roman" w:cs="Times New Roman"/>
+          <w:color w:val="000000" w:themeColor="text1"/>
+          <w:sz w:val="24"/>
+          <w:szCs w:val="24"/>
+        </w:rPr>
+        <w:t xml:space="preserve"> w kwocie </w:t>
       </w:r>
       <w:r>
         <w:rPr>
@@ -395,7 +434,7 @@
           <w:sz w:val="24"/>
           <w:szCs w:val="24"/>
         </w:rPr>
-        <w:t xml:space="preserve"> zł wynikająca z wyżej wymienionych faktur;</w:t>
+        <w:t xml:space="preserve"> zł;</w:t>
       </w:r>
     </w:p>
     <w:p>
@@ -443,7 +482,133 @@
           <w:sz w:val="24"/>
           <w:szCs w:val="24"/>
         </w:rPr>
-        <w:t>, ustalone na podstawie art. 10 ust. 1 pkt 1, 2 i 3 oraz ust. 3 ustawy z dnia 8 marca 2013 r. o przeciwdziałaniu nadmiernym opóźnieniom w transakcjach handlowych (t.j. Dz. U. z 2023 r. poz. 1790);</w:t>
+        <w:t>, ustalone na podstawie art. 10 ust.</w:t>
+      </w:r>
+      <w:r>
+        <w:rPr>
+          <w:rFonts w:ascii="Times New Roman" w:eastAsia="Times New Roman" w:hAnsi="Times New Roman" w:cs="Times New Roman"/>
+          <w:color w:val="000000" w:themeColor="text1"/>
+          <w:sz w:val="24"/>
+          <w:szCs w:val="24"/>
+        </w:rPr>
+        <w:t> </w:t>
+      </w:r>
+      <w:r>
+        <w:rPr>
+          <w:rFonts w:ascii="Times New Roman" w:eastAsia="Times New Roman" w:hAnsi="Times New Roman" w:cs="Times New Roman"/>
+          <w:color w:val="000000" w:themeColor="text1"/>
+          <w:sz w:val="24"/>
+          <w:szCs w:val="24"/>
+        </w:rPr>
+        <w:t>1</w:t>
+      </w:r>
+      <w:r>
+        <w:rPr>
+          <w:rFonts w:ascii="Times New Roman" w:eastAsia="Times New Roman" w:hAnsi="Times New Roman" w:cs="Times New Roman"/>
+          <w:color w:val="000000" w:themeColor="text1"/>
+          <w:sz w:val="24"/>
+          <w:szCs w:val="24"/>
+        </w:rPr>
+        <w:t> </w:t>
+      </w:r>
+      <w:r>
+        <w:rPr>
+          <w:rFonts w:ascii="Times New Roman" w:eastAsia="Times New Roman" w:hAnsi="Times New Roman" w:cs="Times New Roman"/>
+          <w:color w:val="000000" w:themeColor="text1"/>
+          <w:sz w:val="24"/>
+          <w:szCs w:val="24"/>
+        </w:rPr>
+        <w:t>i</w:t>
+      </w:r>
+      <w:r>
+        <w:rPr>
+          <w:rFonts w:ascii="Times New Roman" w:eastAsia="Times New Roman" w:hAnsi="Times New Roman" w:cs="Times New Roman"/>
+          <w:color w:val="000000" w:themeColor="text1"/>
+          <w:sz w:val="24"/>
+          <w:szCs w:val="24"/>
+        </w:rPr>
+        <w:t> </w:t>
+      </w:r>
+      <w:r>
+        <w:rPr>
+          <w:rFonts w:ascii="Times New Roman" w:eastAsia="Times New Roman" w:hAnsi="Times New Roman" w:cs="Times New Roman"/>
+          <w:color w:val="000000" w:themeColor="text1"/>
+          <w:sz w:val="24"/>
+          <w:szCs w:val="24"/>
+        </w:rPr>
+        <w:t>3</w:t>
+      </w:r>
+      <w:r>
+        <w:rPr>
+          <w:rFonts w:ascii="Times New Roman" w:eastAsia="Times New Roman" w:hAnsi="Times New Roman" w:cs="Times New Roman"/>
+          <w:color w:val="000000" w:themeColor="text1"/>
+          <w:sz w:val="24"/>
+          <w:szCs w:val="24"/>
+        </w:rPr>
+        <w:t> </w:t>
+      </w:r>
+      <w:r>
+        <w:rPr>
+          <w:rFonts w:ascii="Times New Roman" w:eastAsia="Times New Roman" w:hAnsi="Times New Roman" w:cs="Times New Roman"/>
+          <w:color w:val="000000" w:themeColor="text1"/>
+          <w:sz w:val="24"/>
+          <w:szCs w:val="24"/>
+        </w:rPr>
+        <w:t>oraz ust. 3 ustawy z dnia 8 marca 2013 r. o</w:t>
+      </w:r>
+      <w:r>
+        <w:rPr>
+          <w:rFonts w:ascii="Times New Roman" w:eastAsia="Times New Roman" w:hAnsi="Times New Roman" w:cs="Times New Roman"/>
+          <w:color w:val="000000" w:themeColor="text1"/>
+          <w:sz w:val="24"/>
+          <w:szCs w:val="24"/>
+        </w:rPr>
+        <w:t> </w:t>
+      </w:r>
+      <w:r>
+        <w:rPr>
+          <w:rFonts w:ascii="Times New Roman" w:eastAsia="Times New Roman" w:hAnsi="Times New Roman" w:cs="Times New Roman"/>
+          <w:color w:val="000000" w:themeColor="text1"/>
+          <w:sz w:val="24"/>
+          <w:szCs w:val="24"/>
+        </w:rPr>
+        <w:t>przeciwdziałaniu nadmiernym opóźnieniom w transakcjach handlowych (t.j. Dz. U.</w:t>
+      </w:r>
+      <w:r>
+        <w:rPr>
+          <w:rFonts w:ascii="Times New Roman" w:eastAsia="Times New Roman" w:hAnsi="Times New Roman" w:cs="Times New Roman"/>
+          <w:color w:val="000000" w:themeColor="text1"/>
+          <w:sz w:val="24"/>
+          <w:szCs w:val="24"/>
+        </w:rPr>
+        <w:t xml:space="preserve"> </w:t>
+      </w:r>
+      <w:r>
+        <w:rPr>
+          <w:rFonts w:ascii="Times New Roman" w:eastAsia="Times New Roman" w:hAnsi="Times New Roman" w:cs="Times New Roman"/>
+          <w:color w:val="000000" w:themeColor="text1"/>
+          <w:sz w:val="24"/>
+          <w:szCs w:val="24"/>
+        </w:rPr>
+        <w:t>z</w:t>
+      </w:r>
+      <w:r>
+        <w:rPr>
+          <w:rFonts w:ascii="Times New Roman" w:eastAsia="Times New Roman" w:hAnsi="Times New Roman" w:cs="Times New Roman"/>
+          <w:color w:val="000000" w:themeColor="text1"/>
+          <w:sz w:val="24"/>
+          <w:szCs w:val="24"/>
+        </w:rPr>
+        <w:t> </w:t>
+      </w:r>
+      <w:r>
+        <w:rPr>
+          <w:rFonts w:ascii="Times New Roman" w:eastAsia="Times New Roman" w:hAnsi="Times New Roman" w:cs="Times New Roman"/>
+          <w:color w:val="000000" w:themeColor="text1"/>
+          <w:sz w:val="24"/>
+          <w:szCs w:val="24"/>
+        </w:rPr>
+        <w:t>2023 r. poz. 1790);</w:t>
       </w:r>
     </w:p>
     <w:p>
@@ -514,7 +679,25 @@
           <w:sz w:val="24"/>
           <w:szCs w:val="24"/>
         </w:rPr>
-        <w:t xml:space="preserve">W związku z powyższym, uprzejmie i stanowczo zwracam się o zapłatę kwoty na rachunek bankowy wierzyciela nr: </w:t>
+        <w:t xml:space="preserve">W związku z powyższym, uprzejmie i stanowczo zwracam się o zapłatę </w:t>
+      </w:r>
+      <w:r>
+        <w:rPr>
+          <w:rFonts w:ascii="Times New Roman" w:eastAsia="Times New Roman" w:hAnsi="Times New Roman" w:cs="Times New Roman"/>
+          <w:color w:val="000000" w:themeColor="text1"/>
+          <w:sz w:val="24"/>
+          <w:szCs w:val="24"/>
+        </w:rPr>
+        <w:t xml:space="preserve">tej </w:t>
+      </w:r>
+      <w:r>
+        <w:rPr>
+          <w:rFonts w:ascii="Times New Roman" w:eastAsia="Times New Roman" w:hAnsi="Times New Roman" w:cs="Times New Roman"/>
+          <w:color w:val="000000" w:themeColor="text1"/>
+          <w:sz w:val="24"/>
+          <w:szCs w:val="24"/>
+        </w:rPr>
+        <w:t xml:space="preserve">kwoty na rachunek bankowy wierzyciela nr: </w:t>
       </w:r>
     </w:p>
     <w:p>
@@ -2320,7 +2503,6 @@
   <w:style w:type="character" w:default="1" w:styleId="Domylnaczcionkaakapitu">
     <w:name w:val="Default Paragraph Font"/>
     <w:uiPriority w:val="1"/>
-    <w:semiHidden/>
     <w:unhideWhenUsed/>
   </w:style>
   <w:style w:type="table" w:default="1" w:styleId="Standardowy">

--- a/demand_generator/templates/wezwanie_template.docx
+++ b/demand_generator/templates/wezwanie_template.docx
@@ -554,7 +554,7 @@
           <w:sz w:val="24"/>
           <w:szCs w:val="24"/>
         </w:rPr>
-        <w:t>oraz ust. 3 ustawy z dnia 8 marca 2013 r. o</w:t>
+        <w:t>ustawy z dnia 8 marca 2013 r. o</w:t>
       </w:r>
       <w:r>
         <w:rPr>
@@ -656,7 +656,7 @@
           <w:sz w:val="24"/>
           <w:szCs w:val="24"/>
         </w:rPr>
-        <w:t>, wyliczone na dzień sporządzenia wezwania.</w:t>
+        <w:t>.</w:t>
       </w:r>
     </w:p>
     <w:p>
@@ -809,201 +809,6 @@
         </w:rPr>
         <w:lastRenderedPageBreak/>
         <w:t>Liczę na szybkie i ostateczne zakończenie sprawy.</w:t>
-      </w:r>
-    </w:p>
-    <w:p>
-      <w:pPr>
-        <w:spacing w:after="0" w:line="300" w:lineRule="auto"/>
-        <w:rPr>
-          <w:rFonts w:ascii="Times New Roman" w:eastAsia="Times New Roman" w:hAnsi="Times New Roman" w:cs="Times New Roman"/>
-          <w:color w:val="000000" w:themeColor="text1"/>
-          <w:sz w:val="24"/>
-          <w:szCs w:val="24"/>
-        </w:rPr>
-      </w:pPr>
-    </w:p>
-    <w:p>
-      <w:pPr>
-        <w:spacing w:after="0" w:line="300" w:lineRule="auto"/>
-        <w:rPr>
-          <w:rFonts w:ascii="Times New Roman" w:eastAsia="Times New Roman" w:hAnsi="Times New Roman" w:cs="Times New Roman"/>
-          <w:color w:val="000000" w:themeColor="text1"/>
-          <w:sz w:val="24"/>
-          <w:szCs w:val="24"/>
-        </w:rPr>
-      </w:pPr>
-    </w:p>
-    <w:p>
-      <w:pPr>
-        <w:spacing w:after="0" w:line="300" w:lineRule="auto"/>
-        <w:rPr>
-          <w:rFonts w:ascii="Times New Roman" w:eastAsia="Times New Roman" w:hAnsi="Times New Roman" w:cs="Times New Roman"/>
-          <w:color w:val="000000" w:themeColor="text1"/>
-          <w:sz w:val="24"/>
-          <w:szCs w:val="24"/>
-        </w:rPr>
-      </w:pPr>
-    </w:p>
-    <w:p>
-      <w:pPr>
-        <w:spacing w:after="0" w:line="300" w:lineRule="auto"/>
-        <w:rPr>
-          <w:rFonts w:ascii="Times New Roman" w:eastAsia="Times New Roman" w:hAnsi="Times New Roman" w:cs="Times New Roman"/>
-          <w:color w:val="000000" w:themeColor="text1"/>
-          <w:sz w:val="24"/>
-          <w:szCs w:val="24"/>
-        </w:rPr>
-      </w:pPr>
-    </w:p>
-    <w:p>
-      <w:pPr>
-        <w:spacing w:after="0" w:line="300" w:lineRule="auto"/>
-        <w:rPr>
-          <w:rFonts w:ascii="Times New Roman" w:eastAsia="Times New Roman" w:hAnsi="Times New Roman" w:cs="Times New Roman"/>
-          <w:color w:val="000000" w:themeColor="text1"/>
-          <w:sz w:val="24"/>
-          <w:szCs w:val="24"/>
-        </w:rPr>
-      </w:pPr>
-    </w:p>
-    <w:p>
-      <w:pPr>
-        <w:spacing w:after="0" w:line="300" w:lineRule="auto"/>
-        <w:rPr>
-          <w:rFonts w:ascii="Times New Roman" w:eastAsia="Times New Roman" w:hAnsi="Times New Roman" w:cs="Times New Roman"/>
-          <w:color w:val="000000" w:themeColor="text1"/>
-          <w:sz w:val="24"/>
-          <w:szCs w:val="24"/>
-        </w:rPr>
-      </w:pPr>
-    </w:p>
-    <w:p>
-      <w:pPr>
-        <w:spacing w:after="0" w:line="300" w:lineRule="auto"/>
-        <w:rPr>
-          <w:rFonts w:ascii="Times New Roman" w:eastAsia="Times New Roman" w:hAnsi="Times New Roman" w:cs="Times New Roman"/>
-          <w:color w:val="000000" w:themeColor="text1"/>
-          <w:sz w:val="24"/>
-          <w:szCs w:val="24"/>
-        </w:rPr>
-      </w:pPr>
-    </w:p>
-    <w:p>
-      <w:pPr>
-        <w:spacing w:after="0" w:line="300" w:lineRule="auto"/>
-        <w:rPr>
-          <w:rFonts w:ascii="Times New Roman" w:eastAsia="Times New Roman" w:hAnsi="Times New Roman" w:cs="Times New Roman"/>
-          <w:color w:val="000000" w:themeColor="text1"/>
-          <w:sz w:val="24"/>
-          <w:szCs w:val="24"/>
-        </w:rPr>
-      </w:pPr>
-    </w:p>
-    <w:p>
-      <w:pPr>
-        <w:spacing w:after="0" w:line="300" w:lineRule="auto"/>
-        <w:rPr>
-          <w:rFonts w:ascii="Times New Roman" w:eastAsia="Times New Roman" w:hAnsi="Times New Roman" w:cs="Times New Roman"/>
-          <w:b/>
-          <w:bCs/>
-          <w:color w:val="000000" w:themeColor="text1"/>
-          <w:sz w:val="20"/>
-          <w:szCs w:val="20"/>
-        </w:rPr>
-      </w:pPr>
-      <w:r>
-        <w:rPr>
-          <w:rFonts w:ascii="Times New Roman" w:eastAsia="Times New Roman" w:hAnsi="Times New Roman" w:cs="Times New Roman"/>
-          <w:b/>
-          <w:bCs/>
-          <w:color w:val="000000" w:themeColor="text1"/>
-          <w:sz w:val="20"/>
-          <w:szCs w:val="20"/>
-        </w:rPr>
-        <w:t>Załączniki:</w:t>
-      </w:r>
-    </w:p>
-    <w:p>
-      <w:pPr>
-        <w:pStyle w:val="Akapitzlist"/>
-        <w:numPr>
-          <w:ilvl w:val="0"/>
-          <w:numId w:val="4"/>
-        </w:numPr>
-        <w:spacing w:after="0" w:line="300" w:lineRule="auto"/>
-        <w:ind w:left="284" w:hanging="284"/>
-        <w:rPr>
-          <w:rFonts w:ascii="Times New Roman" w:eastAsia="Times New Roman" w:hAnsi="Times New Roman" w:cs="Times New Roman"/>
-          <w:color w:val="000000" w:themeColor="text1"/>
-          <w:sz w:val="20"/>
-          <w:szCs w:val="20"/>
-        </w:rPr>
-      </w:pPr>
-      <w:r>
-        <w:rPr>
-          <w:rFonts w:ascii="Times New Roman" w:eastAsia="Times New Roman" w:hAnsi="Times New Roman" w:cs="Times New Roman"/>
-          <w:color w:val="000000" w:themeColor="text1"/>
-          <w:sz w:val="20"/>
-          <w:szCs w:val="20"/>
-        </w:rPr>
-        <w:t>pełnomocnictwo;</w:t>
-      </w:r>
-    </w:p>
-    <w:p>
-      <w:pPr>
-        <w:pStyle w:val="Akapitzlist"/>
-        <w:numPr>
-          <w:ilvl w:val="0"/>
-          <w:numId w:val="4"/>
-        </w:numPr>
-        <w:spacing w:after="0" w:line="300" w:lineRule="auto"/>
-        <w:ind w:left="284" w:hanging="284"/>
-        <w:rPr>
-          <w:color w:val="000000" w:themeColor="text1"/>
-          <w:sz w:val="20"/>
-          <w:szCs w:val="20"/>
-        </w:rPr>
-      </w:pPr>
-      <w:r>
-        <w:rPr>
-          <w:rFonts w:ascii="Times New Roman" w:eastAsia="Times New Roman" w:hAnsi="Times New Roman" w:cs="Times New Roman"/>
-          <w:color w:val="000000" w:themeColor="text1"/>
-          <w:sz w:val="20"/>
-          <w:szCs w:val="20"/>
-        </w:rPr>
-        <w:t>KRS wierzyciela.</w:t>
-      </w:r>
-    </w:p>
-    <w:p>
-      <w:pPr>
-        <w:spacing w:after="0" w:line="300" w:lineRule="auto"/>
-        <w:rPr>
-          <w:color w:val="000000" w:themeColor="text1"/>
-        </w:rPr>
-      </w:pPr>
-    </w:p>
-    <w:p>
-      <w:pPr>
-        <w:spacing w:after="0" w:line="300" w:lineRule="auto"/>
-        <w:rPr>
-          <w:rFonts w:ascii="Times New Roman" w:hAnsi="Times New Roman" w:cs="Times New Roman"/>
-          <w:b/>
-          <w:bCs/>
-          <w:color w:val="000000" w:themeColor="text1"/>
-          <w:sz w:val="24"/>
-          <w:szCs w:val="24"/>
-        </w:rPr>
-      </w:pPr>
-      <w:r>
-        <w:rPr>
-          <w:rFonts w:ascii="Times New Roman" w:hAnsi="Times New Roman" w:cs="Times New Roman"/>
-          <w:b/>
-          <w:bCs/>
-          <w:color w:val="000000" w:themeColor="text1"/>
-          <w:sz w:val="24"/>
-          <w:szCs w:val="24"/>
-        </w:rPr>
-        <w:t>ZPO</w:t>
       </w:r>
     </w:p>
     <w:sectPr>
@@ -2503,6 +2308,7 @@
   <w:style w:type="character" w:default="1" w:styleId="Domylnaczcionkaakapitu">
     <w:name w:val="Default Paragraph Font"/>
     <w:uiPriority w:val="1"/>
+    <w:semiHidden/>
     <w:unhideWhenUsed/>
   </w:style>
   <w:style w:type="table" w:default="1" w:styleId="Standardowy">

--- a/demand_generator/templates/wezwanie_template.docx
+++ b/demand_generator/templates/wezwanie_template.docx
@@ -648,6 +648,54 @@
           <w:szCs w:val="24"/>
         </w:rPr>
         <w:t>{{KWOTA_ODSETKI_PLN}} zł</w:t>
+      </w:r>
+      <w:r>
+        <w:rPr>
+          <w:rFonts w:ascii="Times New Roman" w:eastAsia="Times New Roman" w:hAnsi="Times New Roman" w:cs="Times New Roman"/>
+          <w:color w:val="000000" w:themeColor="text1"/>
+          <w:sz w:val="24"/>
+          <w:szCs w:val="24"/>
+        </w:rPr>
+        <w:t>.</w:t>
+      </w:r>
+    </w:p>
+    <w:p>
+      <w:pPr>
+        <w:pStyle w:val="Akapitzlist"/>
+        <w:numPr>
+          <w:ilvl w:val="0"/>
+          <w:numId w:val="6"/>
+        </w:numPr>
+        <w:snapToGrid w:val="0"/>
+        <w:spacing w:after="60" w:line="300" w:lineRule="auto"/>
+        <w:ind w:left="709" w:hanging="709"/>
+        <w:jc w:val="both"/>
+        <w:rPr>
+          <w:rFonts w:ascii="Times New Roman" w:eastAsia="Times New Roman" w:hAnsi="Times New Roman" w:cs="Times New Roman"/>
+          <w:color w:val="000000" w:themeColor="text1"/>
+          <w:sz w:val="24"/>
+          <w:szCs w:val="24"/>
+        </w:rPr>
+      </w:pPr>
+      <w:r>
+        <w:rPr>
+          <w:rFonts w:ascii="Times New Roman" w:eastAsia="Times New Roman" w:hAnsi="Times New Roman" w:cs="Times New Roman"/>
+          <w:color w:val="000000" w:themeColor="text1"/>
+          <w:sz w:val="24"/>
+          <w:szCs w:val="24"/>
+        </w:rPr>
+        <w:t xml:space="preserve">odsetki ustawowe za opóźnienie od kwoty rekompensaty (art. 481 § 2 KC) w kwocie </w:t>
+      </w:r>
+      <w:r>
+        <w:rPr>
+          <w:rFonts w:ascii="Times New Roman" w:eastAsia="Times New Roman" w:hAnsi="Times New Roman" w:cs="Times New Roman"/>
+          <w:b/>
+          <w:bCs/>
+          <w:color w:val="000000" w:themeColor="text1"/>
+          <w:sz w:val="24"/>
+          <w:szCs w:val="24"/>
+        </w:rPr>
+        <w:t>{{KWOTA_ODSETKI_KC_PLN}} zł</w:t>
       </w:r>
       <w:r>
         <w:rPr>

--- a/demand_generator/templates/wezwanie_template.docx
+++ b/demand_generator/templates/wezwanie_template.docx
@@ -684,7 +684,7 @@
           <w:sz w:val="24"/>
           <w:szCs w:val="24"/>
         </w:rPr>
-        <w:t xml:space="preserve">odsetki ustawowe za opóźnienie od kwoty rekompensaty (art. 481 § 2 KC) w kwocie </w:t>
+        <w:t xml:space="preserve">odsetki ustawowe za opóźnienie od kwoty rekompensaty w kwocie </w:t>
       </w:r>
       <w:r>
         <w:rPr>
@@ -833,7 +833,17 @@
           <w:sz w:val="24"/>
           <w:szCs w:val="24"/>
         </w:rPr>
-        <w:t>Wskazuję jednocześnie, że brak reakcji w zakreślonym terminie będzie skutkował zaniechaniem pozasądowych prób dochodzenia należności i niezwłocznym wystąpieniem na drogę sądową. Spowoduje to powstanie dodatkowych wysokich kosztów procesu, których poniesienia można uniknąć, stosując się do żądania zawartego w tym wezwaniu.</w:t>
+        <w:t xml:space="preserve">Wskazuję jednocześnie, że brak reakcji w zakreślonym terminie będzie skutkował zaniechaniem pozasądowych prób dochodzenia należności i niezwłocznym wystąpieniem na </w:t>
+      </w:r>
+      <w:r>
+        <w:rPr>
+          <w:rFonts w:ascii="Times New Roman" w:eastAsia="Times New Roman" w:hAnsi="Times New Roman" w:cs="Times New Roman"/>
+          <w:color w:val="000000" w:themeColor="text1"/>
+          <w:sz w:val="24"/>
+          <w:szCs w:val="24"/>
+        </w:rPr>
+        <w:lastRenderedPageBreak/>
+        <w:t>drogę sądową. Spowoduje to powstanie dodatkowych wysokich kosztów procesu, których poniesienia można uniknąć, stosując się do żądania zawartego w tym wezwaniu.</w:t>
       </w:r>
     </w:p>
     <w:p>
@@ -855,7 +865,6 @@
           <w:sz w:val="24"/>
           <w:szCs w:val="24"/>
         </w:rPr>
-        <w:lastRenderedPageBreak/>
         <w:t>Liczę na szybkie i ostateczne zakończenie sprawy.</w:t>
       </w:r>
     </w:p>

--- a/demand_generator/templates/wezwanie_template.docx
+++ b/demand_generator/templates/wezwanie_template.docx
@@ -294,7 +294,7 @@
           <w:sz w:val="24"/>
           <w:szCs w:val="24"/>
         </w:rPr>
-        <w:t xml:space="preserve">Działając jako wykazany pełnomocnik {{WIERZYCIEL_NAZWA}}, wzywam do zapłaty łącznej kwoty </w:t>
+        <w:t xml:space="preserve">Działając jako pełnomocnik {{WIERZYCIEL_NAZWA}}, wzywam do zapłaty łącznej kwoty </w:t>
       </w:r>
       <w:r>
         <w:rPr>
@@ -314,7 +314,16 @@
           <w:sz w:val="24"/>
           <w:szCs w:val="24"/>
         </w:rPr>
-        <w:t>, z tytułu należności wynikających z transakcji handlowych udokumentowanych fakturami nr:</w:t>
+        <w:t xml:space="preserve"> </w:t>
+      </w:r>
+      <w:r>
+        <w:rPr>
+          <w:rFonts w:ascii="Times New Roman" w:eastAsia="Times New Roman" w:hAnsi="Times New Roman" w:cs="Times New Roman"/>
+          <w:color w:val="000000" w:themeColor="text1"/>
+          <w:sz w:val="24"/>
+          <w:szCs w:val="24"/>
+        </w:rPr>
+        <w:t>z tytułu należności wynikających z transakcji handlowych udokumentowanych fakturami nr:</w:t>
       </w:r>
     </w:p>
     <w:p>
@@ -434,7 +443,27 @@
           <w:sz w:val="24"/>
           <w:szCs w:val="24"/>
         </w:rPr>
-        <w:t xml:space="preserve"> zł;</w:t>
+        <w:t xml:space="preserve"> </w:t>
+      </w:r>
+      <w:r>
+        <w:rPr>
+          <w:rFonts w:ascii="Times New Roman" w:eastAsia="Times New Roman" w:hAnsi="Times New Roman" w:cs="Times New Roman"/>
+          <w:b/>
+          <w:bCs/>
+          <w:color w:val="000000" w:themeColor="text1"/>
+          <w:sz w:val="24"/>
+          <w:szCs w:val="24"/>
+        </w:rPr>
+        <w:t>zł</w:t>
+      </w:r>
+      <w:r>
+        <w:rPr>
+          <w:rFonts w:ascii="Times New Roman" w:eastAsia="Times New Roman" w:hAnsi="Times New Roman" w:cs="Times New Roman"/>
+          <w:color w:val="000000" w:themeColor="text1"/>
+          <w:sz w:val="24"/>
+          <w:szCs w:val="24"/>
+        </w:rPr>
+        <w:t>;</w:t>
       </w:r>
     </w:p>
     <w:p>
@@ -462,7 +491,25 @@
           <w:sz w:val="24"/>
           <w:szCs w:val="24"/>
         </w:rPr>
-        <w:t xml:space="preserve">rekompensaty za koszty odzyskiwania należności w kwocie </w:t>
+        <w:t>rekompensat</w:t>
+      </w:r>
+      <w:r>
+        <w:rPr>
+          <w:rFonts w:ascii="Times New Roman" w:eastAsia="Times New Roman" w:hAnsi="Times New Roman" w:cs="Times New Roman"/>
+          <w:color w:val="000000" w:themeColor="text1"/>
+          <w:sz w:val="24"/>
+          <w:szCs w:val="24"/>
+        </w:rPr>
+        <w:t>a</w:t>
+      </w:r>
+      <w:r>
+        <w:rPr>
+          <w:rFonts w:ascii="Times New Roman" w:eastAsia="Times New Roman" w:hAnsi="Times New Roman" w:cs="Times New Roman"/>
+          <w:color w:val="000000" w:themeColor="text1"/>
+          <w:sz w:val="24"/>
+          <w:szCs w:val="24"/>
+        </w:rPr>
+        <w:t xml:space="preserve"> za koszty odzyskiwania należności w kwocie </w:t>
       </w:r>
       <w:r>
         <w:rPr>
@@ -482,7 +529,25 @@
           <w:sz w:val="24"/>
           <w:szCs w:val="24"/>
         </w:rPr>
-        <w:t>, ustalone na podstawie art. 10 ust.</w:t>
+        <w:t>, ustalon</w:t>
+      </w:r>
+      <w:r>
+        <w:rPr>
+          <w:rFonts w:ascii="Times New Roman" w:eastAsia="Times New Roman" w:hAnsi="Times New Roman" w:cs="Times New Roman"/>
+          <w:color w:val="000000" w:themeColor="text1"/>
+          <w:sz w:val="24"/>
+          <w:szCs w:val="24"/>
+        </w:rPr>
+        <w:t>a</w:t>
+      </w:r>
+      <w:r>
+        <w:rPr>
+          <w:rFonts w:ascii="Times New Roman" w:eastAsia="Times New Roman" w:hAnsi="Times New Roman" w:cs="Times New Roman"/>
+          <w:color w:val="000000" w:themeColor="text1"/>
+          <w:sz w:val="24"/>
+          <w:szCs w:val="24"/>
+        </w:rPr>
+        <w:t xml:space="preserve"> na podstawie art. 10 ust.</w:t>
       </w:r>
       <w:r>
         <w:rPr>
@@ -684,7 +749,25 @@
           <w:sz w:val="24"/>
           <w:szCs w:val="24"/>
         </w:rPr>
-        <w:t xml:space="preserve">odsetki ustawowe za opóźnienie od kwoty rekompensaty w kwocie </w:t>
+        <w:t xml:space="preserve">odsetki ustawowe za opóźnienie </w:t>
+      </w:r>
+      <w:r>
+        <w:rPr>
+          <w:rFonts w:ascii="Times New Roman" w:eastAsia="Times New Roman" w:hAnsi="Times New Roman" w:cs="Times New Roman"/>
+          <w:color w:val="000000" w:themeColor="text1"/>
+          <w:sz w:val="24"/>
+          <w:szCs w:val="24"/>
+        </w:rPr>
+        <w:t xml:space="preserve">liczone </w:t>
+      </w:r>
+      <w:r>
+        <w:rPr>
+          <w:rFonts w:ascii="Times New Roman" w:eastAsia="Times New Roman" w:hAnsi="Times New Roman" w:cs="Times New Roman"/>
+          <w:color w:val="000000" w:themeColor="text1"/>
+          <w:sz w:val="24"/>
+          <w:szCs w:val="24"/>
+        </w:rPr>
+        <w:t xml:space="preserve">od rekompensaty w kwocie </w:t>
       </w:r>
       <w:r>
         <w:rPr>

--- a/demand_generator/templates/wezwanie_template.docx
+++ b/demand_generator/templates/wezwanie_template.docx
@@ -101,7 +101,7 @@
           <w:sz w:val="24"/>
           <w:szCs w:val="24"/>
         </w:rPr>
-        <w:t>reprezentowana przez radcę prawnego {{RADCA_IMIE_NAZWISKO}}</w:t>
+        <w:t>reprezentowana przez</w:t>
       </w:r>
     </w:p>
     <w:p>
@@ -123,7 +123,27 @@
           <w:sz w:val="24"/>
           <w:szCs w:val="24"/>
         </w:rPr>
-        <w:t>Kancelaria Radców Prawnych Tabert Przyniczka Spółka jawna</w:t>
+        <w:t>Kancelari</w:t>
+      </w:r>
+      <w:r>
+        <w:rPr>
+          <w:rFonts w:ascii="Times New Roman" w:eastAsia="Times New Roman" w:hAnsi="Times New Roman" w:cs="Times New Roman"/>
+          <w:bCs/>
+          <w:color w:val="000000" w:themeColor="text1"/>
+          <w:sz w:val="24"/>
+          <w:szCs w:val="24"/>
+        </w:rPr>
+        <w:t>ę</w:t>
+      </w:r>
+      <w:r>
+        <w:rPr>
+          <w:rFonts w:ascii="Times New Roman" w:eastAsia="Times New Roman" w:hAnsi="Times New Roman" w:cs="Times New Roman"/>
+          <w:bCs/>
+          <w:color w:val="000000" w:themeColor="text1"/>
+          <w:sz w:val="24"/>
+          <w:szCs w:val="24"/>
+        </w:rPr>
+        <w:t xml:space="preserve"> Radców Prawnych Tabert Przyniczka Spółka jawna</w:t>
       </w:r>
     </w:p>
     <w:p>

--- a/demand_generator/templates/wezwanie_template.docx
+++ b/demand_generator/templates/wezwanie_template.docx
@@ -769,25 +769,7 @@
           <w:sz w:val="24"/>
           <w:szCs w:val="24"/>
         </w:rPr>
-        <w:t xml:space="preserve">odsetki ustawowe za opóźnienie </w:t>
-      </w:r>
-      <w:r>
-        <w:rPr>
-          <w:rFonts w:ascii="Times New Roman" w:eastAsia="Times New Roman" w:hAnsi="Times New Roman" w:cs="Times New Roman"/>
-          <w:color w:val="000000" w:themeColor="text1"/>
-          <w:sz w:val="24"/>
-          <w:szCs w:val="24"/>
-        </w:rPr>
-        <w:t xml:space="preserve">liczone </w:t>
-      </w:r>
-      <w:r>
-        <w:rPr>
-          <w:rFonts w:ascii="Times New Roman" w:eastAsia="Times New Roman" w:hAnsi="Times New Roman" w:cs="Times New Roman"/>
-          <w:color w:val="000000" w:themeColor="text1"/>
-          <w:sz w:val="24"/>
-          <w:szCs w:val="24"/>
-        </w:rPr>
-        <w:t xml:space="preserve">od rekompensaty w kwocie </w:t>
+        <w:t xml:space="preserve">odsetki ustawowe za opóźnienie w kwocie </w:t>
       </w:r>
       <w:r>
         <w:rPr>
@@ -936,17 +918,7 @@
           <w:sz w:val="24"/>
           <w:szCs w:val="24"/>
         </w:rPr>
-        <w:t xml:space="preserve">Wskazuję jednocześnie, że brak reakcji w zakreślonym terminie będzie skutkował zaniechaniem pozasądowych prób dochodzenia należności i niezwłocznym wystąpieniem na </w:t>
-      </w:r>
-      <w:r>
-        <w:rPr>
-          <w:rFonts w:ascii="Times New Roman" w:eastAsia="Times New Roman" w:hAnsi="Times New Roman" w:cs="Times New Roman"/>
-          <w:color w:val="000000" w:themeColor="text1"/>
-          <w:sz w:val="24"/>
-          <w:szCs w:val="24"/>
-        </w:rPr>
-        <w:lastRenderedPageBreak/>
-        <w:t>drogę sądową. Spowoduje to powstanie dodatkowych wysokich kosztów procesu, których poniesienia można uniknąć, stosując się do żądania zawartego w tym wezwaniu.</w:t>
+        <w:t>Wskazuję jednocześnie, że brak reakcji w zakreślonym terminie będzie skutkował zaniechaniem pozasądowych prób dochodzenia należności i niezwłocznym wystąpieniem na drogę sądową. Spowoduje to powstanie dodatkowych wysokich kosztów procesu, których poniesienia można uniknąć, stosując się do żądania zawartego w tym wezwaniu.</w:t>
       </w:r>
     </w:p>
     <w:p>
@@ -968,6 +940,7 @@
           <w:sz w:val="24"/>
           <w:szCs w:val="24"/>
         </w:rPr>
+        <w:lastRenderedPageBreak/>
         <w:t>Liczę na szybkie i ostateczne zakończenie sprawy.</w:t>
       </w:r>
     </w:p>

--- a/demand_generator/templates/wezwanie_template.docx
+++ b/demand_generator/templates/wezwanie_template.docx
@@ -25,18 +25,6 @@
         </w:rPr>
         <w:t>{{DATA}}</w:t>
       </w:r>
-    </w:p>
-    <w:p>
-      <w:pPr>
-        <w:spacing w:after="0" w:line="300" w:lineRule="auto"/>
-        <w:rPr>
-          <w:rFonts w:ascii="Times New Roman" w:eastAsia="Times New Roman" w:hAnsi="Times New Roman" w:cs="Times New Roman"/>
-          <w:bCs/>
-          <w:color w:val="000000" w:themeColor="text1"/>
-          <w:sz w:val="24"/>
-          <w:szCs w:val="24"/>
-        </w:rPr>
-      </w:pPr>
     </w:p>
     <w:p>
       <w:pPr>
@@ -741,7 +729,7 @@
           <w:sz w:val="24"/>
           <w:szCs w:val="24"/>
         </w:rPr>
-        <w:t>.</w:t>
+        <w:t>;</w:t>
       </w:r>
     </w:p>
     <w:p>
@@ -769,7 +757,25 @@
           <w:sz w:val="24"/>
           <w:szCs w:val="24"/>
         </w:rPr>
-        <w:t xml:space="preserve">odsetki ustawowe za opóźnienie w kwocie </w:t>
+        <w:t xml:space="preserve">odsetki ustawowe za opóźnienie </w:t>
+      </w:r>
+      <w:r>
+        <w:rPr>
+          <w:rFonts w:ascii="Times New Roman" w:eastAsia="Times New Roman" w:hAnsi="Times New Roman" w:cs="Times New Roman"/>
+          <w:color w:val="000000" w:themeColor="text1"/>
+          <w:sz w:val="24"/>
+          <w:szCs w:val="24"/>
+        </w:rPr>
+        <w:t xml:space="preserve">liczone od kwoty rekompensaty </w:t>
+      </w:r>
+      <w:r>
+        <w:rPr>
+          <w:rFonts w:ascii="Times New Roman" w:eastAsia="Times New Roman" w:hAnsi="Times New Roman" w:cs="Times New Roman"/>
+          <w:color w:val="000000" w:themeColor="text1"/>
+          <w:sz w:val="24"/>
+          <w:szCs w:val="24"/>
+        </w:rPr>
+        <w:t xml:space="preserve">w kwocie </w:t>
       </w:r>
       <w:r>
         <w:rPr>
